--- a/public/templates/preview/inspection.docx
+++ b/public/templates/preview/inspection.docx
@@ -5,96 +5,46 @@
     <w:p>
       <w:pPr>
         <w:pStyle w:val="Heading1"/>
-        <w:spacing w:after="240" w:before="240"/>
+        <w:spacing w:after="200" w:before="160"/>
       </w:pPr>
       <w:r>
         <w:rPr>
           <w:b/>
           <w:bCs/>
           <w:color w:val="0369A1"/>
-          <w:sz w:val="32"/>
-          <w:szCs w:val="32"/>
-        </w:rPr>
-        <w:t xml:space="preserve">MOVE-IN INSPECTION CHECKLIST</w:t>
+          <w:sz w:val="30"/>
+          <w:szCs w:val="30"/>
+        </w:rPr>
+        <w:t xml:space="preserve">MOVE-IN CONDITION REPORT</w:t>
       </w:r>
     </w:p>
     <w:p>
       <w:pPr>
-        <w:spacing w:after="80"/>
-      </w:pPr>
-      <w:r>
-        <w:rPr>
-          <w:b/>
-          <w:bCs/>
+        <w:spacing w:after="240"/>
+      </w:pPr>
+      <w:r>
+        <w:rPr>
+          <w:color w:val="0F172A"/>
           <w:sz w:val="22"/>
           <w:szCs w:val="22"/>
         </w:rPr>
-        <w:t xml:space="preserve">Property: </w:t>
-      </w:r>
-      <w:r>
-        <w:rPr>
-          <w:sz w:val="22"/>
-          <w:szCs w:val="22"/>
-        </w:rPr>
-        <w:t xml:space="preserve">Kileleshwa Apartments — Unit 3B</w:t>
+        <w:t xml:space="preserve">A joint inspection of the condition of the premises, to be completed with the Tenant present and signed by both. This report is the baseline against which the deposit at the end of the tenancy will be assessed.</w:t>
       </w:r>
     </w:p>
     <w:p>
       <w:pPr>
-        <w:spacing w:after="80"/>
-      </w:pPr>
-      <w:r>
-        <w:rPr>
-          <w:b/>
-          <w:bCs/>
-          <w:sz w:val="22"/>
-          <w:szCs w:val="22"/>
-        </w:rPr>
-        <w:t xml:space="preserve">Tenant: </w:t>
-      </w:r>
-      <w:r>
-        <w:rPr>
-          <w:sz w:val="22"/>
-          <w:szCs w:val="22"/>
-        </w:rPr>
-        <w:t xml:space="preserve">Sample Tenant</w:t>
-      </w:r>
-    </w:p>
-    <w:p>
-      <w:pPr>
-        <w:spacing w:after="80"/>
-      </w:pPr>
-      <w:r>
-        <w:rPr>
-          <w:b/>
-          <w:bCs/>
-          <w:sz w:val="22"/>
-          <w:szCs w:val="22"/>
-        </w:rPr>
-        <w:t xml:space="preserve">Date: </w:t>
-      </w:r>
-      <w:r>
-        <w:rPr>
-          <w:sz w:val="22"/>
-          <w:szCs w:val="22"/>
-        </w:rPr>
-        <w:t xml:space="preserve">2026-01-01</w:t>
-      </w:r>
-    </w:p>
-    <w:p>
-      <w:pPr>
         <w:pStyle w:val="Heading2"/>
-        <w:spacing w:after="120" w:before="200"/>
+        <w:spacing w:after="120" w:before="280"/>
       </w:pPr>
       <w:r>
         <w:rPr>
           <w:b/>
           <w:bCs/>
           <w:color w:val="0F172A"/>
-          <w:sz w:val="26"/>
-          <w:szCs w:val="26"/>
-        </w:rPr>
-        <w:t xml:space="preserve">Rooms &amp; condition</w:t>
+          <w:sz w:val="24"/>
+          <w:szCs w:val="24"/>
+        </w:rPr>
+        <w:t xml:space="preserve">1. Particulars</w:t>
       </w:r>
     </w:p>
     <w:tbl>
@@ -110,322 +60,209 @@
         </w:tblBorders>
       </w:tblPr>
       <w:tblGrid>
-        <w:gridCol w:w="3249"/>
-        <w:gridCol w:w="3249"/>
-        <w:gridCol w:w="3249"/>
+        <w:gridCol w:w="3119"/>
+        <w:gridCol w:w="6627"/>
       </w:tblGrid>
       <w:tr>
         <w:tc>
           <w:tcPr>
-            <w:shd w:fill="F1F5F9" w:color="auto" w:val="clear"/>
+            <w:tcW w:type="pct" w:w="1600"/>
           </w:tcPr>
           <w:p>
             <w:r>
               <w:rPr>
                 <w:b/>
                 <w:bCs/>
-                <w:sz w:val="22"/>
-                <w:szCs w:val="22"/>
-              </w:rPr>
-              <w:t xml:space="preserve">Area</w:t>
-            </w:r>
-          </w:p>
-        </w:tc>
-        <w:tc>
-          <w:tcPr>
-            <w:shd w:fill="F1F5F9" w:color="auto" w:val="clear"/>
+                <w:color w:val="0F172A"/>
+                <w:sz w:val="20"/>
+                <w:szCs w:val="20"/>
+              </w:rPr>
+              <w:t xml:space="preserve">Property</w:t>
+            </w:r>
+          </w:p>
+        </w:tc>
+        <w:tc>
+          <w:tcPr>
+            <w:tcW w:type="pct" w:w="3400"/>
+          </w:tcPr>
+          <w:p>
+            <w:r>
+              <w:rPr>
+                <w:color w:val="0F172A"/>
+                <w:sz w:val="20"/>
+                <w:szCs w:val="20"/>
+              </w:rPr>
+              <w:t xml:space="preserve">Riverside Court, Riverside Drive, Nairobi</w:t>
+            </w:r>
+          </w:p>
+        </w:tc>
+      </w:tr>
+      <w:tr>
+        <w:tc>
+          <w:tcPr>
+            <w:tcW w:type="pct" w:w="1600"/>
           </w:tcPr>
           <w:p>
             <w:r>
               <w:rPr>
                 <w:b/>
                 <w:bCs/>
-                <w:sz w:val="22"/>
-                <w:szCs w:val="22"/>
-              </w:rPr>
-              <w:t xml:space="preserve">Condition</w:t>
-            </w:r>
-          </w:p>
-        </w:tc>
-        <w:tc>
-          <w:tcPr>
-            <w:shd w:fill="F1F5F9" w:color="auto" w:val="clear"/>
+                <w:color w:val="0F172A"/>
+                <w:sz w:val="20"/>
+                <w:szCs w:val="20"/>
+              </w:rPr>
+              <w:t xml:space="preserve">Tenant</w:t>
+            </w:r>
+          </w:p>
+        </w:tc>
+        <w:tc>
+          <w:tcPr>
+            <w:tcW w:type="pct" w:w="3400"/>
+          </w:tcPr>
+          <w:p>
+            <w:r>
+              <w:rPr>
+                <w:color w:val="0F172A"/>
+                <w:sz w:val="20"/>
+                <w:szCs w:val="20"/>
+              </w:rPr>
+              <w:t xml:space="preserve">Brian Mwangi</w:t>
+            </w:r>
+          </w:p>
+        </w:tc>
+      </w:tr>
+      <w:tr>
+        <w:tc>
+          <w:tcPr>
+            <w:tcW w:type="pct" w:w="1600"/>
           </w:tcPr>
           <w:p>
             <w:r>
               <w:rPr>
                 <w:b/>
                 <w:bCs/>
-                <w:sz w:val="22"/>
-                <w:szCs w:val="22"/>
-              </w:rPr>
-              <w:t xml:space="preserve">Notes</w:t>
-            </w:r>
-          </w:p>
-        </w:tc>
-      </w:tr>
-      <w:tr>
-        <w:tc>
+                <w:color w:val="0F172A"/>
+                <w:sz w:val="20"/>
+                <w:szCs w:val="20"/>
+              </w:rPr>
+              <w:t xml:space="preserve">Inspection date</w:t>
+            </w:r>
+          </w:p>
+        </w:tc>
+        <w:tc>
+          <w:tcPr>
+            <w:tcW w:type="pct" w:w="3400"/>
+          </w:tcPr>
+          <w:p>
+            <w:r>
+              <w:rPr>
+                <w:color w:val="0F172A"/>
+                <w:sz w:val="20"/>
+                <w:szCs w:val="20"/>
+              </w:rPr>
+              <w:t xml:space="preserve">1 March 2026</w:t>
+            </w:r>
+          </w:p>
+        </w:tc>
+      </w:tr>
+      <w:tr>
+        <w:tc>
+          <w:tcPr>
+            <w:tcW w:type="pct" w:w="1600"/>
+          </w:tcPr>
           <w:p>
             <w:r>
               <w:rPr>
                 <w:b/>
                 <w:bCs/>
-                <w:sz w:val="22"/>
-                <w:szCs w:val="22"/>
-              </w:rPr>
-              <w:t xml:space="preserve">Living room</w:t>
-            </w:r>
-          </w:p>
-        </w:tc>
-        <w:tc>
-          <w:p>
-            <w:r>
-              <w:rPr>
-                <w:sz w:val="22"/>
-                <w:szCs w:val="22"/>
-              </w:rPr>
-              <w:t xml:space="preserve">☐ Good    ☐ Fair    ☐ Damaged</w:t>
-            </w:r>
-          </w:p>
-        </w:tc>
-        <w:tc>
-          <w:p>
-            <w:r>
-              <w:rPr>
-                <w:color w:val="94A3B8"/>
-                <w:sz w:val="22"/>
-                <w:szCs w:val="22"/>
-              </w:rPr>
-              <w:t xml:space="preserve">____________________</w:t>
-            </w:r>
-          </w:p>
-        </w:tc>
-      </w:tr>
-      <w:tr>
-        <w:tc>
+                <w:color w:val="0F172A"/>
+                <w:sz w:val="20"/>
+                <w:szCs w:val="20"/>
+              </w:rPr>
+              <w:t xml:space="preserve">Inspection type</w:t>
+            </w:r>
+          </w:p>
+        </w:tc>
+        <w:tc>
+          <w:tcPr>
+            <w:tcW w:type="pct" w:w="3400"/>
+          </w:tcPr>
+          <w:p>
+            <w:r>
+              <w:rPr>
+                <w:color w:val="0F172A"/>
+                <w:sz w:val="20"/>
+                <w:szCs w:val="20"/>
+              </w:rPr>
+              <w:t xml:space="preserve">Move-in</w:t>
+            </w:r>
+          </w:p>
+        </w:tc>
+      </w:tr>
+      <w:tr>
+        <w:tc>
+          <w:tcPr>
+            <w:tcW w:type="pct" w:w="1600"/>
+          </w:tcPr>
           <w:p>
             <w:r>
               <w:rPr>
                 <w:b/>
                 <w:bCs/>
-                <w:sz w:val="22"/>
-                <w:szCs w:val="22"/>
-              </w:rPr>
-              <w:t xml:space="preserve">Kitchen</w:t>
-            </w:r>
-          </w:p>
-        </w:tc>
-        <w:tc>
-          <w:p>
-            <w:r>
-              <w:rPr>
-                <w:sz w:val="22"/>
-                <w:szCs w:val="22"/>
-              </w:rPr>
-              <w:t xml:space="preserve">☐ Good    ☐ Fair    ☐ Damaged</w:t>
-            </w:r>
-          </w:p>
-        </w:tc>
-        <w:tc>
-          <w:p>
-            <w:r>
-              <w:rPr>
-                <w:color w:val="94A3B8"/>
-                <w:sz w:val="22"/>
-                <w:szCs w:val="22"/>
-              </w:rPr>
-              <w:t xml:space="preserve">____________________</w:t>
-            </w:r>
-          </w:p>
-        </w:tc>
-      </w:tr>
-      <w:tr>
-        <w:tc>
+                <w:color w:val="0F172A"/>
+                <w:sz w:val="20"/>
+                <w:szCs w:val="20"/>
+              </w:rPr>
+              <w:t xml:space="preserve">Present during inspection</w:t>
+            </w:r>
+          </w:p>
+        </w:tc>
+        <w:tc>
+          <w:tcPr>
+            <w:tcW w:type="pct" w:w="3400"/>
+          </w:tcPr>
+          <w:p>
+            <w:r>
+              <w:rPr>
+                <w:color w:val="0F172A"/>
+                <w:sz w:val="20"/>
+                <w:szCs w:val="20"/>
+              </w:rPr>
+              <w:t xml:space="preserve">☐ Tenant   ☐ Agent   ☐ Both</w:t>
+            </w:r>
+          </w:p>
+        </w:tc>
+      </w:tr>
+      <w:tr>
+        <w:tc>
+          <w:tcPr>
+            <w:tcW w:type="pct" w:w="1600"/>
+          </w:tcPr>
           <w:p>
             <w:r>
               <w:rPr>
                 <w:b/>
                 <w:bCs/>
-                <w:sz w:val="22"/>
-                <w:szCs w:val="22"/>
-              </w:rPr>
-              <w:t xml:space="preserve">Bedrooms</w:t>
-            </w:r>
-          </w:p>
-        </w:tc>
-        <w:tc>
-          <w:p>
-            <w:r>
-              <w:rPr>
-                <w:sz w:val="22"/>
-                <w:szCs w:val="22"/>
-              </w:rPr>
-              <w:t xml:space="preserve">☐ Good    ☐ Fair    ☐ Damaged</w:t>
-            </w:r>
-          </w:p>
-        </w:tc>
-        <w:tc>
-          <w:p>
-            <w:r>
-              <w:rPr>
-                <w:color w:val="94A3B8"/>
-                <w:sz w:val="22"/>
-                <w:szCs w:val="22"/>
-              </w:rPr>
-              <w:t xml:space="preserve">____________________</w:t>
-            </w:r>
-          </w:p>
-        </w:tc>
-      </w:tr>
-      <w:tr>
-        <w:tc>
-          <w:p>
-            <w:r>
-              <w:rPr>
-                <w:b/>
-                <w:bCs/>
-                <w:sz w:val="22"/>
-                <w:szCs w:val="22"/>
-              </w:rPr>
-              <w:t xml:space="preserve">Bathrooms</w:t>
-            </w:r>
-          </w:p>
-        </w:tc>
-        <w:tc>
-          <w:p>
-            <w:r>
-              <w:rPr>
-                <w:sz w:val="22"/>
-                <w:szCs w:val="22"/>
-              </w:rPr>
-              <w:t xml:space="preserve">☐ Good    ☐ Fair    ☐ Damaged</w:t>
-            </w:r>
-          </w:p>
-        </w:tc>
-        <w:tc>
-          <w:p>
-            <w:r>
-              <w:rPr>
-                <w:color w:val="94A3B8"/>
-                <w:sz w:val="22"/>
-                <w:szCs w:val="22"/>
-              </w:rPr>
-              <w:t xml:space="preserve">____________________</w:t>
-            </w:r>
-          </w:p>
-        </w:tc>
-      </w:tr>
-      <w:tr>
-        <w:tc>
-          <w:p>
-            <w:r>
-              <w:rPr>
-                <w:b/>
-                <w:bCs/>
-                <w:sz w:val="22"/>
-                <w:szCs w:val="22"/>
-              </w:rPr>
-              <w:t xml:space="preserve">Balcony / patio</w:t>
-            </w:r>
-          </w:p>
-        </w:tc>
-        <w:tc>
-          <w:p>
-            <w:r>
-              <w:rPr>
-                <w:sz w:val="22"/>
-                <w:szCs w:val="22"/>
-              </w:rPr>
-              <w:t xml:space="preserve">☐ Good    ☐ Fair    ☐ Damaged</w:t>
-            </w:r>
-          </w:p>
-        </w:tc>
-        <w:tc>
-          <w:p>
-            <w:r>
-              <w:rPr>
-                <w:color w:val="94A3B8"/>
-                <w:sz w:val="22"/>
-                <w:szCs w:val="22"/>
-              </w:rPr>
-              <w:t xml:space="preserve">____________________</w:t>
-            </w:r>
-          </w:p>
-        </w:tc>
-      </w:tr>
-      <w:tr>
-        <w:tc>
-          <w:p>
-            <w:r>
-              <w:rPr>
-                <w:b/>
-                <w:bCs/>
-                <w:sz w:val="22"/>
-                <w:szCs w:val="22"/>
-              </w:rPr>
-              <w:t xml:space="preserve">Exterior</w:t>
-            </w:r>
-          </w:p>
-        </w:tc>
-        <w:tc>
-          <w:p>
-            <w:r>
-              <w:rPr>
-                <w:sz w:val="22"/>
-                <w:szCs w:val="22"/>
-              </w:rPr>
-              <w:t xml:space="preserve">☐ Good    ☐ Fair    ☐ Damaged</w:t>
-            </w:r>
-          </w:p>
-        </w:tc>
-        <w:tc>
-          <w:p>
-            <w:r>
-              <w:rPr>
-                <w:color w:val="94A3B8"/>
-                <w:sz w:val="22"/>
-                <w:szCs w:val="22"/>
-              </w:rPr>
-              <w:t xml:space="preserve">____________________</w:t>
-            </w:r>
-          </w:p>
-        </w:tc>
-      </w:tr>
-      <w:tr>
-        <w:tc>
-          <w:p>
-            <w:r>
-              <w:rPr>
-                <w:b/>
-                <w:bCs/>
-                <w:sz w:val="22"/>
-                <w:szCs w:val="22"/>
-              </w:rPr>
-              <w:t xml:space="preserve">Other</w:t>
-            </w:r>
-          </w:p>
-        </w:tc>
-        <w:tc>
-          <w:p>
-            <w:r>
-              <w:rPr>
-                <w:sz w:val="22"/>
-                <w:szCs w:val="22"/>
-              </w:rPr>
-              <w:t xml:space="preserve">☐ Good    ☐ Fair    ☐ Damaged</w:t>
-            </w:r>
-          </w:p>
-        </w:tc>
-        <w:tc>
-          <w:p>
-            <w:r>
-              <w:rPr>
-                <w:color w:val="94A3B8"/>
-                <w:sz w:val="22"/>
-                <w:szCs w:val="22"/>
-              </w:rPr>
-              <w:t xml:space="preserve">____________________</w:t>
+                <w:color w:val="0F172A"/>
+                <w:sz w:val="20"/>
+                <w:szCs w:val="20"/>
+              </w:rPr>
+              <w:t xml:space="preserve">Number of photographs taken</w:t>
+            </w:r>
+          </w:p>
+        </w:tc>
+        <w:tc>
+          <w:tcPr>
+            <w:tcW w:type="pct" w:w="3400"/>
+          </w:tcPr>
+          <w:p>
+            <w:r>
+              <w:rPr>
+                <w:color w:val="0F172A"/>
+                <w:sz w:val="20"/>
+                <w:szCs w:val="20"/>
+              </w:rPr>
+              <w:t xml:space="preserve">________</w:t>
             </w:r>
           </w:p>
         </w:tc>
@@ -434,241 +271,2055 @@
     <w:p>
       <w:pPr>
         <w:pStyle w:val="Heading2"/>
-        <w:spacing w:after="120" w:before="200"/>
+        <w:spacing w:after="120" w:before="280"/>
       </w:pPr>
       <w:r>
         <w:rPr>
           <w:b/>
           <w:bCs/>
           <w:color w:val="0F172A"/>
-          <w:sz w:val="26"/>
-          <w:szCs w:val="26"/>
-        </w:rPr>
-        <w:t xml:space="preserve">Appliances &amp; fixtures</w:t>
+          <w:sz w:val="24"/>
+          <w:szCs w:val="24"/>
+        </w:rPr>
+        <w:t xml:space="preserve">2. Condition by area</w:t>
       </w:r>
     </w:p>
     <w:p>
       <w:pPr>
-        <w:spacing w:after="60"/>
-      </w:pPr>
-      <w:r>
-        <w:rPr>
-          <w:b/>
-          <w:bCs/>
+        <w:spacing w:after="140"/>
+      </w:pPr>
+      <w:r>
+        <w:rPr>
+          <w:color w:val="0F172A"/>
           <w:sz w:val="22"/>
           <w:szCs w:val="22"/>
         </w:rPr>
-        <w:t xml:space="preserve">☐  </w:t>
-      </w:r>
-      <w:r>
-        <w:rPr>
-          <w:sz w:val="22"/>
-          <w:szCs w:val="22"/>
-        </w:rPr>
-        <w:t xml:space="preserve">Cooker / oven</w:t>
-      </w:r>
-      <w:r>
-        <w:rPr>
-          <w:color w:val="94A3B8"/>
-          <w:sz w:val="22"/>
-          <w:szCs w:val="22"/>
-        </w:rPr>
-        <w:t xml:space="preserve">   …………………………………………………</w:t>
+        <w:t xml:space="preserve">Grade each item. Good = sound and clean as new. Fair = minor wear, fully serviceable. Damaged = requires repair or replacement. Every Damaged must be described in section 4 and photographed.</w:t>
+      </w:r>
+    </w:p>
+    <w:tbl>
+      <w:tblPr>
+        <w:tblW w:type="pct" w:w="5000"/>
+        <w:tblBorders>
+          <w:top w:val="single" w:color="auto" w:sz="4"/>
+          <w:left w:val="single" w:color="auto" w:sz="4"/>
+          <w:bottom w:val="single" w:color="auto" w:sz="4"/>
+          <w:right w:val="single" w:color="auto" w:sz="4"/>
+          <w:insideH w:val="single" w:color="auto" w:sz="4"/>
+          <w:insideV w:val="single" w:color="auto" w:sz="4"/>
+        </w:tblBorders>
+      </w:tblPr>
+      <w:tblGrid>
+        <w:gridCol w:w="3314"/>
+        <w:gridCol w:w="2924"/>
+        <w:gridCol w:w="1559"/>
+        <w:gridCol w:w="1949"/>
+      </w:tblGrid>
+      <w:tr>
+        <w:tc>
+          <w:tcPr>
+            <w:tcW w:type="pct" w:w="1700"/>
+            <w:shd w:fill="F1F5F9" w:color="auto" w:val="clear"/>
+          </w:tcPr>
+          <w:p>
+            <w:r>
+              <w:rPr>
+                <w:b/>
+                <w:bCs/>
+                <w:color w:val="0F172A"/>
+                <w:sz w:val="20"/>
+                <w:szCs w:val="20"/>
+              </w:rPr>
+              <w:t xml:space="preserve">Area / item</w:t>
+            </w:r>
+          </w:p>
+        </w:tc>
+        <w:tc>
+          <w:tcPr>
+            <w:tcW w:type="pct" w:w="1500"/>
+            <w:shd w:fill="F1F5F9" w:color="auto" w:val="clear"/>
+          </w:tcPr>
+          <w:p>
+            <w:r>
+              <w:rPr>
+                <w:b/>
+                <w:bCs/>
+                <w:color w:val="0F172A"/>
+                <w:sz w:val="20"/>
+                <w:szCs w:val="20"/>
+              </w:rPr>
+              <w:t xml:space="preserve">Grade</w:t>
+            </w:r>
+          </w:p>
+        </w:tc>
+        <w:tc>
+          <w:tcPr>
+            <w:tcW w:type="pct" w:w="800"/>
+            <w:shd w:fill="F1F5F9" w:color="auto" w:val="clear"/>
+          </w:tcPr>
+          <w:p>
+            <w:r>
+              <w:rPr>
+                <w:b/>
+                <w:bCs/>
+                <w:color w:val="0F172A"/>
+                <w:sz w:val="20"/>
+                <w:szCs w:val="20"/>
+              </w:rPr>
+              <w:t xml:space="preserve">Photo ref</w:t>
+            </w:r>
+          </w:p>
+        </w:tc>
+        <w:tc>
+          <w:tcPr>
+            <w:tcW w:type="pct" w:w="1000"/>
+            <w:shd w:fill="F1F5F9" w:color="auto" w:val="clear"/>
+          </w:tcPr>
+          <w:p>
+            <w:r>
+              <w:rPr>
+                <w:b/>
+                <w:bCs/>
+                <w:color w:val="0F172A"/>
+                <w:sz w:val="20"/>
+                <w:szCs w:val="20"/>
+              </w:rPr>
+              <w:t xml:space="preserve">Notes</w:t>
+            </w:r>
+          </w:p>
+        </w:tc>
+      </w:tr>
+      <w:tr>
+        <w:tc>
+          <w:tcPr>
+            <w:tcW w:type="pct" w:w="1700"/>
+          </w:tcPr>
+          <w:p>
+            <w:r>
+              <w:rPr>
+                <w:color w:val="0F172A"/>
+                <w:sz w:val="20"/>
+                <w:szCs w:val="20"/>
+              </w:rPr>
+              <w:t xml:space="preserve">Walls, ceiling and paintwork</w:t>
+            </w:r>
+          </w:p>
+        </w:tc>
+        <w:tc>
+          <w:tcPr>
+            <w:tcW w:type="pct" w:w="1500"/>
+          </w:tcPr>
+          <w:p>
+            <w:r>
+              <w:rPr>
+                <w:color w:val="64748B"/>
+                <w:sz w:val="20"/>
+                <w:szCs w:val="20"/>
+              </w:rPr>
+              <w:t xml:space="preserve">☐ Good  ☐ Fair  ☐ Damaged</w:t>
+            </w:r>
+          </w:p>
+        </w:tc>
+        <w:tc>
+          <w:tcPr>
+            <w:tcW w:type="pct" w:w="800"/>
+          </w:tcPr>
+          <w:p>
+            <w:r>
+              <w:rPr>
+                <w:color w:val="94A3B8"/>
+                <w:sz w:val="20"/>
+                <w:szCs w:val="20"/>
+              </w:rPr>
+              <w:t xml:space="preserve"/>
+            </w:r>
+          </w:p>
+        </w:tc>
+        <w:tc>
+          <w:tcPr>
+            <w:tcW w:type="pct" w:w="1000"/>
+          </w:tcPr>
+          <w:p>
+            <w:r>
+              <w:rPr>
+                <w:color w:val="94A3B8"/>
+                <w:sz w:val="20"/>
+                <w:szCs w:val="20"/>
+              </w:rPr>
+              <w:t xml:space="preserve"/>
+            </w:r>
+          </w:p>
+        </w:tc>
+      </w:tr>
+      <w:tr>
+        <w:tc>
+          <w:tcPr>
+            <w:tcW w:type="pct" w:w="1700"/>
+          </w:tcPr>
+          <w:p>
+            <w:r>
+              <w:rPr>
+                <w:color w:val="0F172A"/>
+                <w:sz w:val="20"/>
+                <w:szCs w:val="20"/>
+              </w:rPr>
+              <w:t xml:space="preserve">Flooring and skirting</w:t>
+            </w:r>
+          </w:p>
+        </w:tc>
+        <w:tc>
+          <w:tcPr>
+            <w:tcW w:type="pct" w:w="1500"/>
+          </w:tcPr>
+          <w:p>
+            <w:r>
+              <w:rPr>
+                <w:color w:val="64748B"/>
+                <w:sz w:val="20"/>
+                <w:szCs w:val="20"/>
+              </w:rPr>
+              <w:t xml:space="preserve">☐ Good  ☐ Fair  ☐ Damaged</w:t>
+            </w:r>
+          </w:p>
+        </w:tc>
+        <w:tc>
+          <w:tcPr>
+            <w:tcW w:type="pct" w:w="800"/>
+          </w:tcPr>
+          <w:p>
+            <w:r>
+              <w:rPr>
+                <w:color w:val="94A3B8"/>
+                <w:sz w:val="20"/>
+                <w:szCs w:val="20"/>
+              </w:rPr>
+              <w:t xml:space="preserve"/>
+            </w:r>
+          </w:p>
+        </w:tc>
+        <w:tc>
+          <w:tcPr>
+            <w:tcW w:type="pct" w:w="1000"/>
+          </w:tcPr>
+          <w:p>
+            <w:r>
+              <w:rPr>
+                <w:color w:val="94A3B8"/>
+                <w:sz w:val="20"/>
+                <w:szCs w:val="20"/>
+              </w:rPr>
+              <w:t xml:space="preserve"/>
+            </w:r>
+          </w:p>
+        </w:tc>
+      </w:tr>
+      <w:tr>
+        <w:tc>
+          <w:tcPr>
+            <w:tcW w:type="pct" w:w="1700"/>
+          </w:tcPr>
+          <w:p>
+            <w:r>
+              <w:rPr>
+                <w:color w:val="0F172A"/>
+                <w:sz w:val="20"/>
+                <w:szCs w:val="20"/>
+              </w:rPr>
+              <w:t xml:space="preserve">Windows, panes and burglar bars</w:t>
+            </w:r>
+          </w:p>
+        </w:tc>
+        <w:tc>
+          <w:tcPr>
+            <w:tcW w:type="pct" w:w="1500"/>
+          </w:tcPr>
+          <w:p>
+            <w:r>
+              <w:rPr>
+                <w:color w:val="64748B"/>
+                <w:sz w:val="20"/>
+                <w:szCs w:val="20"/>
+              </w:rPr>
+              <w:t xml:space="preserve">☐ Good  ☐ Fair  ☐ Damaged</w:t>
+            </w:r>
+          </w:p>
+        </w:tc>
+        <w:tc>
+          <w:tcPr>
+            <w:tcW w:type="pct" w:w="800"/>
+          </w:tcPr>
+          <w:p>
+            <w:r>
+              <w:rPr>
+                <w:color w:val="94A3B8"/>
+                <w:sz w:val="20"/>
+                <w:szCs w:val="20"/>
+              </w:rPr>
+              <w:t xml:space="preserve"/>
+            </w:r>
+          </w:p>
+        </w:tc>
+        <w:tc>
+          <w:tcPr>
+            <w:tcW w:type="pct" w:w="1000"/>
+          </w:tcPr>
+          <w:p>
+            <w:r>
+              <w:rPr>
+                <w:color w:val="94A3B8"/>
+                <w:sz w:val="20"/>
+                <w:szCs w:val="20"/>
+              </w:rPr>
+              <w:t xml:space="preserve"/>
+            </w:r>
+          </w:p>
+        </w:tc>
+      </w:tr>
+      <w:tr>
+        <w:tc>
+          <w:tcPr>
+            <w:tcW w:type="pct" w:w="1700"/>
+          </w:tcPr>
+          <w:p>
+            <w:r>
+              <w:rPr>
+                <w:color w:val="0F172A"/>
+                <w:sz w:val="20"/>
+                <w:szCs w:val="20"/>
+              </w:rPr>
+              <w:t xml:space="preserve">Doors, frames and locks</w:t>
+            </w:r>
+          </w:p>
+        </w:tc>
+        <w:tc>
+          <w:tcPr>
+            <w:tcW w:type="pct" w:w="1500"/>
+          </w:tcPr>
+          <w:p>
+            <w:r>
+              <w:rPr>
+                <w:color w:val="64748B"/>
+                <w:sz w:val="20"/>
+                <w:szCs w:val="20"/>
+              </w:rPr>
+              <w:t xml:space="preserve">☐ Good  ☐ Fair  ☐ Damaged</w:t>
+            </w:r>
+          </w:p>
+        </w:tc>
+        <w:tc>
+          <w:tcPr>
+            <w:tcW w:type="pct" w:w="800"/>
+          </w:tcPr>
+          <w:p>
+            <w:r>
+              <w:rPr>
+                <w:color w:val="94A3B8"/>
+                <w:sz w:val="20"/>
+                <w:szCs w:val="20"/>
+              </w:rPr>
+              <w:t xml:space="preserve"/>
+            </w:r>
+          </w:p>
+        </w:tc>
+        <w:tc>
+          <w:tcPr>
+            <w:tcW w:type="pct" w:w="1000"/>
+          </w:tcPr>
+          <w:p>
+            <w:r>
+              <w:rPr>
+                <w:color w:val="94A3B8"/>
+                <w:sz w:val="20"/>
+                <w:szCs w:val="20"/>
+              </w:rPr>
+              <w:t xml:space="preserve"/>
+            </w:r>
+          </w:p>
+        </w:tc>
+      </w:tr>
+      <w:tr>
+        <w:tc>
+          <w:tcPr>
+            <w:tcW w:type="pct" w:w="1700"/>
+          </w:tcPr>
+          <w:p>
+            <w:r>
+              <w:rPr>
+                <w:color w:val="0F172A"/>
+                <w:sz w:val="20"/>
+                <w:szCs w:val="20"/>
+              </w:rPr>
+              <w:t xml:space="preserve">Living room</w:t>
+            </w:r>
+          </w:p>
+        </w:tc>
+        <w:tc>
+          <w:tcPr>
+            <w:tcW w:type="pct" w:w="1500"/>
+          </w:tcPr>
+          <w:p>
+            <w:r>
+              <w:rPr>
+                <w:color w:val="64748B"/>
+                <w:sz w:val="20"/>
+                <w:szCs w:val="20"/>
+              </w:rPr>
+              <w:t xml:space="preserve">☐ Good  ☐ Fair  ☐ Damaged</w:t>
+            </w:r>
+          </w:p>
+        </w:tc>
+        <w:tc>
+          <w:tcPr>
+            <w:tcW w:type="pct" w:w="800"/>
+          </w:tcPr>
+          <w:p>
+            <w:r>
+              <w:rPr>
+                <w:color w:val="94A3B8"/>
+                <w:sz w:val="20"/>
+                <w:szCs w:val="20"/>
+              </w:rPr>
+              <w:t xml:space="preserve"/>
+            </w:r>
+          </w:p>
+        </w:tc>
+        <w:tc>
+          <w:tcPr>
+            <w:tcW w:type="pct" w:w="1000"/>
+          </w:tcPr>
+          <w:p>
+            <w:r>
+              <w:rPr>
+                <w:color w:val="94A3B8"/>
+                <w:sz w:val="20"/>
+                <w:szCs w:val="20"/>
+              </w:rPr>
+              <w:t xml:space="preserve"/>
+            </w:r>
+          </w:p>
+        </w:tc>
+      </w:tr>
+      <w:tr>
+        <w:tc>
+          <w:tcPr>
+            <w:tcW w:type="pct" w:w="1700"/>
+          </w:tcPr>
+          <w:p>
+            <w:r>
+              <w:rPr>
+                <w:color w:val="0F172A"/>
+                <w:sz w:val="20"/>
+                <w:szCs w:val="20"/>
+              </w:rPr>
+              <w:t xml:space="preserve">Kitchen units and worktops</w:t>
+            </w:r>
+          </w:p>
+        </w:tc>
+        <w:tc>
+          <w:tcPr>
+            <w:tcW w:type="pct" w:w="1500"/>
+          </w:tcPr>
+          <w:p>
+            <w:r>
+              <w:rPr>
+                <w:color w:val="64748B"/>
+                <w:sz w:val="20"/>
+                <w:szCs w:val="20"/>
+              </w:rPr>
+              <w:t xml:space="preserve">☐ Good  ☐ Fair  ☐ Damaged</w:t>
+            </w:r>
+          </w:p>
+        </w:tc>
+        <w:tc>
+          <w:tcPr>
+            <w:tcW w:type="pct" w:w="800"/>
+          </w:tcPr>
+          <w:p>
+            <w:r>
+              <w:rPr>
+                <w:color w:val="94A3B8"/>
+                <w:sz w:val="20"/>
+                <w:szCs w:val="20"/>
+              </w:rPr>
+              <w:t xml:space="preserve"/>
+            </w:r>
+          </w:p>
+        </w:tc>
+        <w:tc>
+          <w:tcPr>
+            <w:tcW w:type="pct" w:w="1000"/>
+          </w:tcPr>
+          <w:p>
+            <w:r>
+              <w:rPr>
+                <w:color w:val="94A3B8"/>
+                <w:sz w:val="20"/>
+                <w:szCs w:val="20"/>
+              </w:rPr>
+              <w:t xml:space="preserve"/>
+            </w:r>
+          </w:p>
+        </w:tc>
+      </w:tr>
+      <w:tr>
+        <w:tc>
+          <w:tcPr>
+            <w:tcW w:type="pct" w:w="1700"/>
+          </w:tcPr>
+          <w:p>
+            <w:r>
+              <w:rPr>
+                <w:color w:val="0F172A"/>
+                <w:sz w:val="20"/>
+                <w:szCs w:val="20"/>
+              </w:rPr>
+              <w:t xml:space="preserve">Cooking appliances</w:t>
+            </w:r>
+          </w:p>
+        </w:tc>
+        <w:tc>
+          <w:tcPr>
+            <w:tcW w:type="pct" w:w="1500"/>
+          </w:tcPr>
+          <w:p>
+            <w:r>
+              <w:rPr>
+                <w:color w:val="64748B"/>
+                <w:sz w:val="20"/>
+                <w:szCs w:val="20"/>
+              </w:rPr>
+              <w:t xml:space="preserve">☐ Good  ☐ Fair  ☐ Damaged</w:t>
+            </w:r>
+          </w:p>
+        </w:tc>
+        <w:tc>
+          <w:tcPr>
+            <w:tcW w:type="pct" w:w="800"/>
+          </w:tcPr>
+          <w:p>
+            <w:r>
+              <w:rPr>
+                <w:color w:val="94A3B8"/>
+                <w:sz w:val="20"/>
+                <w:szCs w:val="20"/>
+              </w:rPr>
+              <w:t xml:space="preserve"/>
+            </w:r>
+          </w:p>
+        </w:tc>
+        <w:tc>
+          <w:tcPr>
+            <w:tcW w:type="pct" w:w="1000"/>
+          </w:tcPr>
+          <w:p>
+            <w:r>
+              <w:rPr>
+                <w:color w:val="94A3B8"/>
+                <w:sz w:val="20"/>
+                <w:szCs w:val="20"/>
+              </w:rPr>
+              <w:t xml:space="preserve"/>
+            </w:r>
+          </w:p>
+        </w:tc>
+      </w:tr>
+      <w:tr>
+        <w:tc>
+          <w:tcPr>
+            <w:tcW w:type="pct" w:w="1700"/>
+          </w:tcPr>
+          <w:p>
+            <w:r>
+              <w:rPr>
+                <w:color w:val="0F172A"/>
+                <w:sz w:val="20"/>
+                <w:szCs w:val="20"/>
+              </w:rPr>
+              <w:t xml:space="preserve">Refrigerator</w:t>
+            </w:r>
+          </w:p>
+        </w:tc>
+        <w:tc>
+          <w:tcPr>
+            <w:tcW w:type="pct" w:w="1500"/>
+          </w:tcPr>
+          <w:p>
+            <w:r>
+              <w:rPr>
+                <w:color w:val="64748B"/>
+                <w:sz w:val="20"/>
+                <w:szCs w:val="20"/>
+              </w:rPr>
+              <w:t xml:space="preserve">☐ Good  ☐ Fair  ☐ Damaged</w:t>
+            </w:r>
+          </w:p>
+        </w:tc>
+        <w:tc>
+          <w:tcPr>
+            <w:tcW w:type="pct" w:w="800"/>
+          </w:tcPr>
+          <w:p>
+            <w:r>
+              <w:rPr>
+                <w:color w:val="94A3B8"/>
+                <w:sz w:val="20"/>
+                <w:szCs w:val="20"/>
+              </w:rPr>
+              <w:t xml:space="preserve"/>
+            </w:r>
+          </w:p>
+        </w:tc>
+        <w:tc>
+          <w:tcPr>
+            <w:tcW w:type="pct" w:w="1000"/>
+          </w:tcPr>
+          <w:p>
+            <w:r>
+              <w:rPr>
+                <w:color w:val="94A3B8"/>
+                <w:sz w:val="20"/>
+                <w:szCs w:val="20"/>
+              </w:rPr>
+              <w:t xml:space="preserve"/>
+            </w:r>
+          </w:p>
+        </w:tc>
+      </w:tr>
+      <w:tr>
+        <w:tc>
+          <w:tcPr>
+            <w:tcW w:type="pct" w:w="1700"/>
+          </w:tcPr>
+          <w:p>
+            <w:r>
+              <w:rPr>
+                <w:color w:val="0F172A"/>
+                <w:sz w:val="20"/>
+                <w:szCs w:val="20"/>
+              </w:rPr>
+              <w:t xml:space="preserve">Bedroom(s)</w:t>
+            </w:r>
+          </w:p>
+        </w:tc>
+        <w:tc>
+          <w:tcPr>
+            <w:tcW w:type="pct" w:w="1500"/>
+          </w:tcPr>
+          <w:p>
+            <w:r>
+              <w:rPr>
+                <w:color w:val="64748B"/>
+                <w:sz w:val="20"/>
+                <w:szCs w:val="20"/>
+              </w:rPr>
+              <w:t xml:space="preserve">☐ Good  ☐ Fair  ☐ Damaged</w:t>
+            </w:r>
+          </w:p>
+        </w:tc>
+        <w:tc>
+          <w:tcPr>
+            <w:tcW w:type="pct" w:w="800"/>
+          </w:tcPr>
+          <w:p>
+            <w:r>
+              <w:rPr>
+                <w:color w:val="94A3B8"/>
+                <w:sz w:val="20"/>
+                <w:szCs w:val="20"/>
+              </w:rPr>
+              <w:t xml:space="preserve"/>
+            </w:r>
+          </w:p>
+        </w:tc>
+        <w:tc>
+          <w:tcPr>
+            <w:tcW w:type="pct" w:w="1000"/>
+          </w:tcPr>
+          <w:p>
+            <w:r>
+              <w:rPr>
+                <w:color w:val="94A3B8"/>
+                <w:sz w:val="20"/>
+                <w:szCs w:val="20"/>
+              </w:rPr>
+              <w:t xml:space="preserve"/>
+            </w:r>
+          </w:p>
+        </w:tc>
+      </w:tr>
+      <w:tr>
+        <w:tc>
+          <w:tcPr>
+            <w:tcW w:type="pct" w:w="1700"/>
+          </w:tcPr>
+          <w:p>
+            <w:r>
+              <w:rPr>
+                <w:color w:val="0F172A"/>
+                <w:sz w:val="20"/>
+                <w:szCs w:val="20"/>
+              </w:rPr>
+              <w:t xml:space="preserve">Wardrobes and furniture</w:t>
+            </w:r>
+          </w:p>
+        </w:tc>
+        <w:tc>
+          <w:tcPr>
+            <w:tcW w:type="pct" w:w="1500"/>
+          </w:tcPr>
+          <w:p>
+            <w:r>
+              <w:rPr>
+                <w:color w:val="64748B"/>
+                <w:sz w:val="20"/>
+                <w:szCs w:val="20"/>
+              </w:rPr>
+              <w:t xml:space="preserve">☐ Good  ☐ Fair  ☐ Damaged</w:t>
+            </w:r>
+          </w:p>
+        </w:tc>
+        <w:tc>
+          <w:tcPr>
+            <w:tcW w:type="pct" w:w="800"/>
+          </w:tcPr>
+          <w:p>
+            <w:r>
+              <w:rPr>
+                <w:color w:val="94A3B8"/>
+                <w:sz w:val="20"/>
+                <w:szCs w:val="20"/>
+              </w:rPr>
+              <w:t xml:space="preserve"/>
+            </w:r>
+          </w:p>
+        </w:tc>
+        <w:tc>
+          <w:tcPr>
+            <w:tcW w:type="pct" w:w="1000"/>
+          </w:tcPr>
+          <w:p>
+            <w:r>
+              <w:rPr>
+                <w:color w:val="94A3B8"/>
+                <w:sz w:val="20"/>
+                <w:szCs w:val="20"/>
+              </w:rPr>
+              <w:t xml:space="preserve"/>
+            </w:r>
+          </w:p>
+        </w:tc>
+      </w:tr>
+      <w:tr>
+        <w:tc>
+          <w:tcPr>
+            <w:tcW w:type="pct" w:w="1700"/>
+          </w:tcPr>
+          <w:p>
+            <w:r>
+              <w:rPr>
+                <w:color w:val="0F172A"/>
+                <w:sz w:val="20"/>
+                <w:szCs w:val="20"/>
+              </w:rPr>
+              <w:t xml:space="preserve">Bathroom — WC and cistern</w:t>
+            </w:r>
+          </w:p>
+        </w:tc>
+        <w:tc>
+          <w:tcPr>
+            <w:tcW w:type="pct" w:w="1500"/>
+          </w:tcPr>
+          <w:p>
+            <w:r>
+              <w:rPr>
+                <w:color w:val="64748B"/>
+                <w:sz w:val="20"/>
+                <w:szCs w:val="20"/>
+              </w:rPr>
+              <w:t xml:space="preserve">☐ Good  ☐ Fair  ☐ Damaged</w:t>
+            </w:r>
+          </w:p>
+        </w:tc>
+        <w:tc>
+          <w:tcPr>
+            <w:tcW w:type="pct" w:w="800"/>
+          </w:tcPr>
+          <w:p>
+            <w:r>
+              <w:rPr>
+                <w:color w:val="94A3B8"/>
+                <w:sz w:val="20"/>
+                <w:szCs w:val="20"/>
+              </w:rPr>
+              <w:t xml:space="preserve"/>
+            </w:r>
+          </w:p>
+        </w:tc>
+        <w:tc>
+          <w:tcPr>
+            <w:tcW w:type="pct" w:w="1000"/>
+          </w:tcPr>
+          <w:p>
+            <w:r>
+              <w:rPr>
+                <w:color w:val="94A3B8"/>
+                <w:sz w:val="20"/>
+                <w:szCs w:val="20"/>
+              </w:rPr>
+              <w:t xml:space="preserve"/>
+            </w:r>
+          </w:p>
+        </w:tc>
+      </w:tr>
+      <w:tr>
+        <w:tc>
+          <w:tcPr>
+            <w:tcW w:type="pct" w:w="1700"/>
+          </w:tcPr>
+          <w:p>
+            <w:r>
+              <w:rPr>
+                <w:color w:val="0F172A"/>
+                <w:sz w:val="20"/>
+                <w:szCs w:val="20"/>
+              </w:rPr>
+              <w:t xml:space="preserve">Bathroom — basin, bath and taps</w:t>
+            </w:r>
+          </w:p>
+        </w:tc>
+        <w:tc>
+          <w:tcPr>
+            <w:tcW w:type="pct" w:w="1500"/>
+          </w:tcPr>
+          <w:p>
+            <w:r>
+              <w:rPr>
+                <w:color w:val="64748B"/>
+                <w:sz w:val="20"/>
+                <w:szCs w:val="20"/>
+              </w:rPr>
+              <w:t xml:space="preserve">☐ Good  ☐ Fair  ☐ Damaged</w:t>
+            </w:r>
+          </w:p>
+        </w:tc>
+        <w:tc>
+          <w:tcPr>
+            <w:tcW w:type="pct" w:w="800"/>
+          </w:tcPr>
+          <w:p>
+            <w:r>
+              <w:rPr>
+                <w:color w:val="94A3B8"/>
+                <w:sz w:val="20"/>
+                <w:szCs w:val="20"/>
+              </w:rPr>
+              <w:t xml:space="preserve"/>
+            </w:r>
+          </w:p>
+        </w:tc>
+        <w:tc>
+          <w:tcPr>
+            <w:tcW w:type="pct" w:w="1000"/>
+          </w:tcPr>
+          <w:p>
+            <w:r>
+              <w:rPr>
+                <w:color w:val="94A3B8"/>
+                <w:sz w:val="20"/>
+                <w:szCs w:val="20"/>
+              </w:rPr>
+              <w:t xml:space="preserve"/>
+            </w:r>
+          </w:p>
+        </w:tc>
+      </w:tr>
+      <w:tr>
+        <w:tc>
+          <w:tcPr>
+            <w:tcW w:type="pct" w:w="1700"/>
+          </w:tcPr>
+          <w:p>
+            <w:r>
+              <w:rPr>
+                <w:color w:val="0F172A"/>
+                <w:sz w:val="20"/>
+                <w:szCs w:val="20"/>
+              </w:rPr>
+              <w:t xml:space="preserve">Shower and drainage</w:t>
+            </w:r>
+          </w:p>
+        </w:tc>
+        <w:tc>
+          <w:tcPr>
+            <w:tcW w:type="pct" w:w="1500"/>
+          </w:tcPr>
+          <w:p>
+            <w:r>
+              <w:rPr>
+                <w:color w:val="64748B"/>
+                <w:sz w:val="20"/>
+                <w:szCs w:val="20"/>
+              </w:rPr>
+              <w:t xml:space="preserve">☐ Good  ☐ Fair  ☐ Damaged</w:t>
+            </w:r>
+          </w:p>
+        </w:tc>
+        <w:tc>
+          <w:tcPr>
+            <w:tcW w:type="pct" w:w="800"/>
+          </w:tcPr>
+          <w:p>
+            <w:r>
+              <w:rPr>
+                <w:color w:val="94A3B8"/>
+                <w:sz w:val="20"/>
+                <w:szCs w:val="20"/>
+              </w:rPr>
+              <w:t xml:space="preserve"/>
+            </w:r>
+          </w:p>
+        </w:tc>
+        <w:tc>
+          <w:tcPr>
+            <w:tcW w:type="pct" w:w="1000"/>
+          </w:tcPr>
+          <w:p>
+            <w:r>
+              <w:rPr>
+                <w:color w:val="94A3B8"/>
+                <w:sz w:val="20"/>
+                <w:szCs w:val="20"/>
+              </w:rPr>
+              <w:t xml:space="preserve"/>
+            </w:r>
+          </w:p>
+        </w:tc>
+      </w:tr>
+      <w:tr>
+        <w:tc>
+          <w:tcPr>
+            <w:tcW w:type="pct" w:w="1700"/>
+          </w:tcPr>
+          <w:p>
+            <w:r>
+              <w:rPr>
+                <w:color w:val="0F172A"/>
+                <w:sz w:val="20"/>
+                <w:szCs w:val="20"/>
+              </w:rPr>
+              <w:t xml:space="preserve">Balcony, patio or compound</w:t>
+            </w:r>
+          </w:p>
+        </w:tc>
+        <w:tc>
+          <w:tcPr>
+            <w:tcW w:type="pct" w:w="1500"/>
+          </w:tcPr>
+          <w:p>
+            <w:r>
+              <w:rPr>
+                <w:color w:val="64748B"/>
+                <w:sz w:val="20"/>
+                <w:szCs w:val="20"/>
+              </w:rPr>
+              <w:t xml:space="preserve">☐ Good  ☐ Fair  ☐ Damaged</w:t>
+            </w:r>
+          </w:p>
+        </w:tc>
+        <w:tc>
+          <w:tcPr>
+            <w:tcW w:type="pct" w:w="800"/>
+          </w:tcPr>
+          <w:p>
+            <w:r>
+              <w:rPr>
+                <w:color w:val="94A3B8"/>
+                <w:sz w:val="20"/>
+                <w:szCs w:val="20"/>
+              </w:rPr>
+              <w:t xml:space="preserve"/>
+            </w:r>
+          </w:p>
+        </w:tc>
+        <w:tc>
+          <w:tcPr>
+            <w:tcW w:type="pct" w:w="1000"/>
+          </w:tcPr>
+          <w:p>
+            <w:r>
+              <w:rPr>
+                <w:color w:val="94A3B8"/>
+                <w:sz w:val="20"/>
+                <w:szCs w:val="20"/>
+              </w:rPr>
+              <w:t xml:space="preserve"/>
+            </w:r>
+          </w:p>
+        </w:tc>
+      </w:tr>
+      <w:tr>
+        <w:tc>
+          <w:tcPr>
+            <w:tcW w:type="pct" w:w="1700"/>
+          </w:tcPr>
+          <w:p>
+            <w:r>
+              <w:rPr>
+                <w:color w:val="0F172A"/>
+                <w:sz w:val="20"/>
+                <w:szCs w:val="20"/>
+              </w:rPr>
+              <w:t xml:space="preserve">Water heater</w:t>
+            </w:r>
+          </w:p>
+        </w:tc>
+        <w:tc>
+          <w:tcPr>
+            <w:tcW w:type="pct" w:w="1500"/>
+          </w:tcPr>
+          <w:p>
+            <w:r>
+              <w:rPr>
+                <w:color w:val="64748B"/>
+                <w:sz w:val="20"/>
+                <w:szCs w:val="20"/>
+              </w:rPr>
+              <w:t xml:space="preserve">☐ Good  ☐ Fair  ☐ Damaged</w:t>
+            </w:r>
+          </w:p>
+        </w:tc>
+        <w:tc>
+          <w:tcPr>
+            <w:tcW w:type="pct" w:w="800"/>
+          </w:tcPr>
+          <w:p>
+            <w:r>
+              <w:rPr>
+                <w:color w:val="94A3B8"/>
+                <w:sz w:val="20"/>
+                <w:szCs w:val="20"/>
+              </w:rPr>
+              <w:t xml:space="preserve"/>
+            </w:r>
+          </w:p>
+        </w:tc>
+        <w:tc>
+          <w:tcPr>
+            <w:tcW w:type="pct" w:w="1000"/>
+          </w:tcPr>
+          <w:p>
+            <w:r>
+              <w:rPr>
+                <w:color w:val="94A3B8"/>
+                <w:sz w:val="20"/>
+                <w:szCs w:val="20"/>
+              </w:rPr>
+              <w:t xml:space="preserve"/>
+            </w:r>
+          </w:p>
+        </w:tc>
+      </w:tr>
+      <w:tr>
+        <w:tc>
+          <w:tcPr>
+            <w:tcW w:type="pct" w:w="1700"/>
+          </w:tcPr>
+          <w:p>
+            <w:r>
+              <w:rPr>
+                <w:color w:val="0F172A"/>
+                <w:sz w:val="20"/>
+                <w:szCs w:val="20"/>
+              </w:rPr>
+              <w:t xml:space="preserve">Washing machine</w:t>
+            </w:r>
+          </w:p>
+        </w:tc>
+        <w:tc>
+          <w:tcPr>
+            <w:tcW w:type="pct" w:w="1500"/>
+          </w:tcPr>
+          <w:p>
+            <w:r>
+              <w:rPr>
+                <w:color w:val="64748B"/>
+                <w:sz w:val="20"/>
+                <w:szCs w:val="20"/>
+              </w:rPr>
+              <w:t xml:space="preserve">☐ Good  ☐ Fair  ☐ Damaged</w:t>
+            </w:r>
+          </w:p>
+        </w:tc>
+        <w:tc>
+          <w:tcPr>
+            <w:tcW w:type="pct" w:w="800"/>
+          </w:tcPr>
+          <w:p>
+            <w:r>
+              <w:rPr>
+                <w:color w:val="94A3B8"/>
+                <w:sz w:val="20"/>
+                <w:szCs w:val="20"/>
+              </w:rPr>
+              <w:t xml:space="preserve"/>
+            </w:r>
+          </w:p>
+        </w:tc>
+        <w:tc>
+          <w:tcPr>
+            <w:tcW w:type="pct" w:w="1000"/>
+          </w:tcPr>
+          <w:p>
+            <w:r>
+              <w:rPr>
+                <w:color w:val="94A3B8"/>
+                <w:sz w:val="20"/>
+                <w:szCs w:val="20"/>
+              </w:rPr>
+              <w:t xml:space="preserve"/>
+            </w:r>
+          </w:p>
+        </w:tc>
+      </w:tr>
+      <w:tr>
+        <w:tc>
+          <w:tcPr>
+            <w:tcW w:type="pct" w:w="1700"/>
+          </w:tcPr>
+          <w:p>
+            <w:r>
+              <w:rPr>
+                <w:color w:val="0F172A"/>
+                <w:sz w:val="20"/>
+                <w:szCs w:val="20"/>
+              </w:rPr>
+              <w:t xml:space="preserve">Lighting — bulbs and fittings</w:t>
+            </w:r>
+          </w:p>
+        </w:tc>
+        <w:tc>
+          <w:tcPr>
+            <w:tcW w:type="pct" w:w="1500"/>
+          </w:tcPr>
+          <w:p>
+            <w:r>
+              <w:rPr>
+                <w:color w:val="64748B"/>
+                <w:sz w:val="20"/>
+                <w:szCs w:val="20"/>
+              </w:rPr>
+              <w:t xml:space="preserve">☐ Good  ☐ Fair  ☐ Damaged</w:t>
+            </w:r>
+          </w:p>
+        </w:tc>
+        <w:tc>
+          <w:tcPr>
+            <w:tcW w:type="pct" w:w="800"/>
+          </w:tcPr>
+          <w:p>
+            <w:r>
+              <w:rPr>
+                <w:color w:val="94A3B8"/>
+                <w:sz w:val="20"/>
+                <w:szCs w:val="20"/>
+              </w:rPr>
+              <w:t xml:space="preserve"/>
+            </w:r>
+          </w:p>
+        </w:tc>
+        <w:tc>
+          <w:tcPr>
+            <w:tcW w:type="pct" w:w="1000"/>
+          </w:tcPr>
+          <w:p>
+            <w:r>
+              <w:rPr>
+                <w:color w:val="94A3B8"/>
+                <w:sz w:val="20"/>
+                <w:szCs w:val="20"/>
+              </w:rPr>
+              <w:t xml:space="preserve"/>
+            </w:r>
+          </w:p>
+        </w:tc>
+      </w:tr>
+      <w:tr>
+        <w:tc>
+          <w:tcPr>
+            <w:tcW w:type="pct" w:w="1700"/>
+          </w:tcPr>
+          <w:p>
+            <w:r>
+              <w:rPr>
+                <w:color w:val="0F172A"/>
+                <w:sz w:val="20"/>
+                <w:szCs w:val="20"/>
+              </w:rPr>
+              <w:t xml:space="preserve">Smoke or gas detectors</w:t>
+            </w:r>
+          </w:p>
+        </w:tc>
+        <w:tc>
+          <w:tcPr>
+            <w:tcW w:type="pct" w:w="1500"/>
+          </w:tcPr>
+          <w:p>
+            <w:r>
+              <w:rPr>
+                <w:color w:val="64748B"/>
+                <w:sz w:val="20"/>
+                <w:szCs w:val="20"/>
+              </w:rPr>
+              <w:t xml:space="preserve">☐ Good  ☐ Fair  ☐ Damaged</w:t>
+            </w:r>
+          </w:p>
+        </w:tc>
+        <w:tc>
+          <w:tcPr>
+            <w:tcW w:type="pct" w:w="800"/>
+          </w:tcPr>
+          <w:p>
+            <w:r>
+              <w:rPr>
+                <w:color w:val="94A3B8"/>
+                <w:sz w:val="20"/>
+                <w:szCs w:val="20"/>
+              </w:rPr>
+              <w:t xml:space="preserve"/>
+            </w:r>
+          </w:p>
+        </w:tc>
+        <w:tc>
+          <w:tcPr>
+            <w:tcW w:type="pct" w:w="1000"/>
+          </w:tcPr>
+          <w:p>
+            <w:r>
+              <w:rPr>
+                <w:color w:val="94A3B8"/>
+                <w:sz w:val="20"/>
+                <w:szCs w:val="20"/>
+              </w:rPr>
+              <w:t xml:space="preserve"/>
+            </w:r>
+          </w:p>
+        </w:tc>
+      </w:tr>
+      <w:tr>
+        <w:tc>
+          <w:tcPr>
+            <w:tcW w:type="pct" w:w="1700"/>
+          </w:tcPr>
+          <w:p>
+            <w:r>
+              <w:rPr>
+                <w:color w:val="0F172A"/>
+                <w:sz w:val="20"/>
+                <w:szCs w:val="20"/>
+              </w:rPr>
+              <w:t xml:space="preserve">External walls and gate</w:t>
+            </w:r>
+          </w:p>
+        </w:tc>
+        <w:tc>
+          <w:tcPr>
+            <w:tcW w:type="pct" w:w="1500"/>
+          </w:tcPr>
+          <w:p>
+            <w:r>
+              <w:rPr>
+                <w:color w:val="64748B"/>
+                <w:sz w:val="20"/>
+                <w:szCs w:val="20"/>
+              </w:rPr>
+              <w:t xml:space="preserve">☐ Good  ☐ Fair  ☐ Damaged</w:t>
+            </w:r>
+          </w:p>
+        </w:tc>
+        <w:tc>
+          <w:tcPr>
+            <w:tcW w:type="pct" w:w="800"/>
+          </w:tcPr>
+          <w:p>
+            <w:r>
+              <w:rPr>
+                <w:color w:val="94A3B8"/>
+                <w:sz w:val="20"/>
+                <w:szCs w:val="20"/>
+              </w:rPr>
+              <w:t xml:space="preserve"/>
+            </w:r>
+          </w:p>
+        </w:tc>
+        <w:tc>
+          <w:tcPr>
+            <w:tcW w:type="pct" w:w="1000"/>
+          </w:tcPr>
+          <w:p>
+            <w:r>
+              <w:rPr>
+                <w:color w:val="94A3B8"/>
+                <w:sz w:val="20"/>
+                <w:szCs w:val="20"/>
+              </w:rPr>
+              <w:t xml:space="preserve"/>
+            </w:r>
+          </w:p>
+        </w:tc>
+      </w:tr>
+      <w:tr>
+        <w:tc>
+          <w:tcPr>
+            <w:tcW w:type="pct" w:w="1700"/>
+          </w:tcPr>
+          <w:p>
+            <w:r>
+              <w:rPr>
+                <w:color w:val="0F172A"/>
+                <w:sz w:val="20"/>
+                <w:szCs w:val="20"/>
+              </w:rPr>
+              <w:t xml:space="preserve">Fencing and gates</w:t>
+            </w:r>
+          </w:p>
+        </w:tc>
+        <w:tc>
+          <w:tcPr>
+            <w:tcW w:type="pct" w:w="1500"/>
+          </w:tcPr>
+          <w:p>
+            <w:r>
+              <w:rPr>
+                <w:color w:val="64748B"/>
+                <w:sz w:val="20"/>
+                <w:szCs w:val="20"/>
+              </w:rPr>
+              <w:t xml:space="preserve">☐ Good  ☐ Fair  ☐ Damaged</w:t>
+            </w:r>
+          </w:p>
+        </w:tc>
+        <w:tc>
+          <w:tcPr>
+            <w:tcW w:type="pct" w:w="800"/>
+          </w:tcPr>
+          <w:p>
+            <w:r>
+              <w:rPr>
+                <w:color w:val="94A3B8"/>
+                <w:sz w:val="20"/>
+                <w:szCs w:val="20"/>
+              </w:rPr>
+              <w:t xml:space="preserve"/>
+            </w:r>
+          </w:p>
+        </w:tc>
+        <w:tc>
+          <w:tcPr>
+            <w:tcW w:type="pct" w:w="1000"/>
+          </w:tcPr>
+          <w:p>
+            <w:r>
+              <w:rPr>
+                <w:color w:val="94A3B8"/>
+                <w:sz w:val="20"/>
+                <w:szCs w:val="20"/>
+              </w:rPr>
+              <w:t xml:space="preserve"/>
+            </w:r>
+          </w:p>
+        </w:tc>
+      </w:tr>
+      <w:tr>
+        <w:tc>
+          <w:tcPr>
+            <w:tcW w:type="pct" w:w="1700"/>
+          </w:tcPr>
+          <w:p>
+            <w:r>
+              <w:rPr>
+                <w:color w:val="0F172A"/>
+                <w:sz w:val="20"/>
+                <w:szCs w:val="20"/>
+              </w:rPr>
+              <w:t xml:space="preserve">Parking area</w:t>
+            </w:r>
+          </w:p>
+        </w:tc>
+        <w:tc>
+          <w:tcPr>
+            <w:tcW w:type="pct" w:w="1500"/>
+          </w:tcPr>
+          <w:p>
+            <w:r>
+              <w:rPr>
+                <w:color w:val="64748B"/>
+                <w:sz w:val="20"/>
+                <w:szCs w:val="20"/>
+              </w:rPr>
+              <w:t xml:space="preserve">☐ Good  ☐ Fair  ☐ Damaged</w:t>
+            </w:r>
+          </w:p>
+        </w:tc>
+        <w:tc>
+          <w:tcPr>
+            <w:tcW w:type="pct" w:w="800"/>
+          </w:tcPr>
+          <w:p>
+            <w:r>
+              <w:rPr>
+                <w:color w:val="94A3B8"/>
+                <w:sz w:val="20"/>
+                <w:szCs w:val="20"/>
+              </w:rPr>
+              <w:t xml:space="preserve"/>
+            </w:r>
+          </w:p>
+        </w:tc>
+        <w:tc>
+          <w:tcPr>
+            <w:tcW w:type="pct" w:w="1000"/>
+          </w:tcPr>
+          <w:p>
+            <w:r>
+              <w:rPr>
+                <w:color w:val="94A3B8"/>
+                <w:sz w:val="20"/>
+                <w:szCs w:val="20"/>
+              </w:rPr>
+              <w:t xml:space="preserve"/>
+            </w:r>
+          </w:p>
+        </w:tc>
+      </w:tr>
+      <w:tr>
+        <w:tc>
+          <w:tcPr>
+            <w:tcW w:type="pct" w:w="1700"/>
+          </w:tcPr>
+          <w:p>
+            <w:r>
+              <w:rPr>
+                <w:color w:val="0F172A"/>
+                <w:sz w:val="20"/>
+                <w:szCs w:val="20"/>
+              </w:rPr>
+              <w:t xml:space="preserve">Keys and access devices</w:t>
+            </w:r>
+          </w:p>
+        </w:tc>
+        <w:tc>
+          <w:tcPr>
+            <w:tcW w:type="pct" w:w="1500"/>
+          </w:tcPr>
+          <w:p>
+            <w:r>
+              <w:rPr>
+                <w:color w:val="64748B"/>
+                <w:sz w:val="20"/>
+                <w:szCs w:val="20"/>
+              </w:rPr>
+              <w:t xml:space="preserve">☐ Good  ☐ Fair  ☐ Damaged</w:t>
+            </w:r>
+          </w:p>
+        </w:tc>
+        <w:tc>
+          <w:tcPr>
+            <w:tcW w:type="pct" w:w="800"/>
+          </w:tcPr>
+          <w:p>
+            <w:r>
+              <w:rPr>
+                <w:color w:val="94A3B8"/>
+                <w:sz w:val="20"/>
+                <w:szCs w:val="20"/>
+              </w:rPr>
+              <w:t xml:space="preserve"/>
+            </w:r>
+          </w:p>
+        </w:tc>
+        <w:tc>
+          <w:tcPr>
+            <w:tcW w:type="pct" w:w="1000"/>
+          </w:tcPr>
+          <w:p>
+            <w:r>
+              <w:rPr>
+                <w:color w:val="94A3B8"/>
+                <w:sz w:val="20"/>
+                <w:szCs w:val="20"/>
+              </w:rPr>
+              <w:t xml:space="preserve"/>
+            </w:r>
+          </w:p>
+        </w:tc>
+      </w:tr>
+    </w:tbl>
+    <w:p>
+      <w:r>
+        <w:br w:type="page"/>
       </w:r>
     </w:p>
     <w:p>
       <w:pPr>
-        <w:spacing w:after="60"/>
-      </w:pPr>
-      <w:r>
-        <w:rPr>
-          <w:b/>
-          <w:bCs/>
-          <w:sz w:val="22"/>
-          <w:szCs w:val="22"/>
-        </w:rPr>
-        <w:t xml:space="preserve">☐  </w:t>
-      </w:r>
-      <w:r>
-        <w:rPr>
-          <w:sz w:val="22"/>
-          <w:szCs w:val="22"/>
-        </w:rPr>
-        <w:t xml:space="preserve">Refrigerator</w:t>
-      </w:r>
-      <w:r>
-        <w:rPr>
-          <w:color w:val="94A3B8"/>
-          <w:sz w:val="22"/>
-          <w:szCs w:val="22"/>
-        </w:rPr>
-        <w:t xml:space="preserve">   …………………………………………………</w:t>
-      </w:r>
-    </w:p>
-    <w:p>
-      <w:pPr>
-        <w:spacing w:after="60"/>
-      </w:pPr>
-      <w:r>
-        <w:rPr>
-          <w:b/>
-          <w:bCs/>
-          <w:sz w:val="22"/>
-          <w:szCs w:val="22"/>
-        </w:rPr>
-        <w:t xml:space="preserve">☐  </w:t>
-      </w:r>
-      <w:r>
-        <w:rPr>
-          <w:sz w:val="22"/>
-          <w:szCs w:val="22"/>
-        </w:rPr>
-        <w:t xml:space="preserve">Washing machine</w:t>
-      </w:r>
-      <w:r>
-        <w:rPr>
-          <w:color w:val="94A3B8"/>
-          <w:sz w:val="22"/>
-          <w:szCs w:val="22"/>
-        </w:rPr>
-        <w:t xml:space="preserve">   …………………………………………………</w:t>
-      </w:r>
-    </w:p>
-    <w:p>
-      <w:pPr>
-        <w:spacing w:after="60"/>
-      </w:pPr>
-      <w:r>
-        <w:rPr>
-          <w:b/>
-          <w:bCs/>
-          <w:sz w:val="22"/>
-          <w:szCs w:val="22"/>
-        </w:rPr>
-        <w:t xml:space="preserve">☐  </w:t>
-      </w:r>
-      <w:r>
-        <w:rPr>
-          <w:sz w:val="22"/>
-          <w:szCs w:val="22"/>
-        </w:rPr>
-        <w:t xml:space="preserve">Lights &amp; bulbs</w:t>
-      </w:r>
-      <w:r>
-        <w:rPr>
-          <w:color w:val="94A3B8"/>
-          <w:sz w:val="22"/>
-          <w:szCs w:val="22"/>
-        </w:rPr>
-        <w:t xml:space="preserve">   …………………………………………………</w:t>
-      </w:r>
-    </w:p>
-    <w:p>
-      <w:pPr>
-        <w:spacing w:after="60"/>
-      </w:pPr>
-      <w:r>
-        <w:rPr>
-          <w:b/>
-          <w:bCs/>
-          <w:sz w:val="22"/>
-          <w:szCs w:val="22"/>
-        </w:rPr>
-        <w:t xml:space="preserve">☐  </w:t>
-      </w:r>
-      <w:r>
-        <w:rPr>
-          <w:sz w:val="22"/>
-          <w:szCs w:val="22"/>
-        </w:rPr>
-        <w:t xml:space="preserve">Plumbing fixtures</w:t>
-      </w:r>
-      <w:r>
-        <w:rPr>
-          <w:color w:val="94A3B8"/>
-          <w:sz w:val="22"/>
-          <w:szCs w:val="22"/>
-        </w:rPr>
-        <w:t xml:space="preserve">   …………………………………………………</w:t>
-      </w:r>
-    </w:p>
-    <w:p>
-      <w:pPr>
-        <w:spacing w:after="60"/>
-      </w:pPr>
-      <w:r>
-        <w:rPr>
-          <w:b/>
-          <w:bCs/>
-          <w:sz w:val="22"/>
-          <w:szCs w:val="22"/>
-        </w:rPr>
-        <w:t xml:space="preserve">☐  </w:t>
-      </w:r>
-      <w:r>
-        <w:rPr>
-          <w:sz w:val="22"/>
-          <w:szCs w:val="22"/>
-        </w:rPr>
-        <w:t xml:space="preserve">Door locks</w:t>
-      </w:r>
-      <w:r>
-        <w:rPr>
-          <w:color w:val="94A3B8"/>
-          <w:sz w:val="22"/>
-          <w:szCs w:val="22"/>
-        </w:rPr>
-        <w:t xml:space="preserve">   …………………………………………………</w:t>
-      </w:r>
-    </w:p>
-    <w:p>
-      <w:pPr>
         <w:pStyle w:val="Heading2"/>
-        <w:spacing w:after="120" w:before="200"/>
+        <w:spacing w:after="120" w:before="280"/>
       </w:pPr>
       <w:r>
         <w:rPr>
           <w:b/>
           <w:bCs/>
           <w:color w:val="0F172A"/>
-          <w:sz w:val="26"/>
-          <w:szCs w:val="26"/>
-        </w:rPr>
-        <w:t xml:space="preserve">Notes</w:t>
+          <w:sz w:val="24"/>
+          <w:szCs w:val="24"/>
+        </w:rPr>
+        <w:t xml:space="preserve">3. Meter readings</w:t>
+      </w:r>
+    </w:p>
+    <w:tbl>
+      <w:tblPr>
+        <w:tblW w:type="pct" w:w="5000"/>
+        <w:tblBorders>
+          <w:top w:val="single" w:color="auto" w:sz="4"/>
+          <w:left w:val="single" w:color="auto" w:sz="4"/>
+          <w:bottom w:val="single" w:color="auto" w:sz="4"/>
+          <w:right w:val="single" w:color="auto" w:sz="4"/>
+          <w:insideH w:val="single" w:color="auto" w:sz="4"/>
+          <w:insideV w:val="single" w:color="auto" w:sz="4"/>
+        </w:tblBorders>
+      </w:tblPr>
+      <w:tblGrid>
+        <w:gridCol w:w="3898"/>
+        <w:gridCol w:w="2924"/>
+        <w:gridCol w:w="2924"/>
+      </w:tblGrid>
+      <w:tr>
+        <w:tc>
+          <w:tcPr>
+            <w:tcW w:type="pct" w:w="2000"/>
+            <w:shd w:fill="F1F5F9" w:color="auto" w:val="clear"/>
+          </w:tcPr>
+          <w:p>
+            <w:r>
+              <w:rPr>
+                <w:b/>
+                <w:bCs/>
+                <w:color w:val="0F172A"/>
+                <w:sz w:val="20"/>
+                <w:szCs w:val="20"/>
+              </w:rPr>
+              <w:t xml:space="preserve">Meter</w:t>
+            </w:r>
+          </w:p>
+        </w:tc>
+        <w:tc>
+          <w:tcPr>
+            <w:tcW w:type="pct" w:w="1500"/>
+            <w:shd w:fill="F1F5F9" w:color="auto" w:val="clear"/>
+          </w:tcPr>
+          <w:p>
+            <w:r>
+              <w:rPr>
+                <w:b/>
+                <w:bCs/>
+                <w:color w:val="0F172A"/>
+                <w:sz w:val="20"/>
+                <w:szCs w:val="20"/>
+              </w:rPr>
+              <w:t xml:space="preserve">Reading today</w:t>
+            </w:r>
+          </w:p>
+        </w:tc>
+        <w:tc>
+          <w:tcPr>
+            <w:tcW w:type="pct" w:w="1500"/>
+            <w:shd w:fill="F1F5F9" w:color="auto" w:val="clear"/>
+          </w:tcPr>
+          <w:p>
+            <w:r>
+              <w:rPr>
+                <w:b/>
+                <w:bCs/>
+                <w:color w:val="0F172A"/>
+                <w:sz w:val="20"/>
+                <w:szCs w:val="20"/>
+              </w:rPr>
+              <w:t xml:space="preserve">Move-in reading</w:t>
+            </w:r>
+          </w:p>
+        </w:tc>
+      </w:tr>
+      <w:tr>
+        <w:tc>
+          <w:tcPr>
+            <w:tcW w:type="pct" w:w="2000"/>
+          </w:tcPr>
+          <w:p>
+            <w:r>
+              <w:rPr>
+                <w:color w:val="0F172A"/>
+                <w:sz w:val="20"/>
+                <w:szCs w:val="20"/>
+              </w:rPr>
+              <w:t xml:space="preserve">Electricity (KWh)</w:t>
+            </w:r>
+          </w:p>
+        </w:tc>
+        <w:tc>
+          <w:tcPr>
+            <w:tcW w:type="pct" w:w="1500"/>
+          </w:tcPr>
+          <w:p>
+            <w:r>
+              <w:rPr>
+                <w:color w:val="94A3B8"/>
+                <w:sz w:val="20"/>
+                <w:szCs w:val="20"/>
+              </w:rPr>
+              <w:t xml:space="preserve"/>
+            </w:r>
+          </w:p>
+        </w:tc>
+        <w:tc>
+          <w:tcPr>
+            <w:tcW w:type="pct" w:w="1500"/>
+          </w:tcPr>
+          <w:p>
+            <w:r>
+              <w:rPr>
+                <w:color w:val="94A3B8"/>
+                <w:sz w:val="20"/>
+                <w:szCs w:val="20"/>
+              </w:rPr>
+              <w:t xml:space="preserve"/>
+            </w:r>
+          </w:p>
+        </w:tc>
+      </w:tr>
+      <w:tr>
+        <w:tc>
+          <w:tcPr>
+            <w:tcW w:type="pct" w:w="2000"/>
+          </w:tcPr>
+          <w:p>
+            <w:r>
+              <w:rPr>
+                <w:color w:val="0F172A"/>
+                <w:sz w:val="20"/>
+                <w:szCs w:val="20"/>
+              </w:rPr>
+              <w:t xml:space="preserve">Water (m³)</w:t>
+            </w:r>
+          </w:p>
+        </w:tc>
+        <w:tc>
+          <w:tcPr>
+            <w:tcW w:type="pct" w:w="1500"/>
+          </w:tcPr>
+          <w:p>
+            <w:r>
+              <w:rPr>
+                <w:color w:val="94A3B8"/>
+                <w:sz w:val="20"/>
+                <w:szCs w:val="20"/>
+              </w:rPr>
+              <w:t xml:space="preserve"/>
+            </w:r>
+          </w:p>
+        </w:tc>
+        <w:tc>
+          <w:tcPr>
+            <w:tcW w:type="pct" w:w="1500"/>
+          </w:tcPr>
+          <w:p>
+            <w:r>
+              <w:rPr>
+                <w:color w:val="94A3B8"/>
+                <w:sz w:val="20"/>
+                <w:szCs w:val="20"/>
+              </w:rPr>
+              <w:t xml:space="preserve"/>
+            </w:r>
+          </w:p>
+        </w:tc>
+      </w:tr>
+      <w:tr>
+        <w:tc>
+          <w:tcPr>
+            <w:tcW w:type="pct" w:w="2000"/>
+          </w:tcPr>
+          <w:p>
+            <w:r>
+              <w:rPr>
+                <w:color w:val="0F172A"/>
+                <w:sz w:val="20"/>
+                <w:szCs w:val="20"/>
+              </w:rPr>
+              <w:t xml:space="preserve">Gas</w:t>
+            </w:r>
+          </w:p>
+        </w:tc>
+        <w:tc>
+          <w:tcPr>
+            <w:tcW w:type="pct" w:w="1500"/>
+          </w:tcPr>
+          <w:p>
+            <w:r>
+              <w:rPr>
+                <w:color w:val="94A3B8"/>
+                <w:sz w:val="20"/>
+                <w:szCs w:val="20"/>
+              </w:rPr>
+              <w:t xml:space="preserve"/>
+            </w:r>
+          </w:p>
+        </w:tc>
+        <w:tc>
+          <w:tcPr>
+            <w:tcW w:type="pct" w:w="1500"/>
+          </w:tcPr>
+          <w:p>
+            <w:r>
+              <w:rPr>
+                <w:color w:val="94A3B8"/>
+                <w:sz w:val="20"/>
+                <w:szCs w:val="20"/>
+              </w:rPr>
+              <w:t xml:space="preserve"/>
+            </w:r>
+          </w:p>
+        </w:tc>
+      </w:tr>
+    </w:tbl>
+    <w:p>
+      <w:pPr>
+        <w:pStyle w:val="Heading2"/>
+        <w:spacing w:after="120" w:before="280"/>
+      </w:pPr>
+      <w:r>
+        <w:rPr>
+          <w:b/>
+          <w:bCs/>
+          <w:color w:val="0F172A"/>
+          <w:sz w:val="24"/>
+          <w:szCs w:val="24"/>
+        </w:rPr>
+        <w:t xml:space="preserve">4. Existing damage and defects</w:t>
       </w:r>
     </w:p>
     <w:p>
       <w:pPr>
-        <w:spacing w:after="80"/>
-      </w:pPr>
-      <w:r>
-        <w:rPr>
-          <w:color w:val="94A3B8"/>
+        <w:spacing w:after="120"/>
+      </w:pPr>
+      <w:r>
+        <w:rPr>
+          <w:color w:val="0F172A"/>
           <w:sz w:val="22"/>
           <w:szCs w:val="22"/>
         </w:rPr>
-        <w:t xml:space="preserve">Existing damage ............................................................</w:t>
+        <w:t xml:space="preserve">Describe every item graded Damaged above. Be specific — “wall behind sink stained and flaking” is usable; “wall damaged” is not.</w:t>
       </w:r>
     </w:p>
     <w:p>
       <w:pPr>
-        <w:spacing w:after="80"/>
-      </w:pPr>
+        <w:spacing w:after="140"/>
+      </w:pPr>
+      <w:r>
+        <w:rPr>
+          <w:b/>
+          <w:bCs/>
+          <w:color w:val="0F172A"/>
+          <w:sz w:val="21"/>
+          <w:szCs w:val="21"/>
+        </w:rPr>
+        <w:t xml:space="preserve">Item 1 </w:t>
+      </w:r>
       <w:r>
         <w:rPr>
           <w:color w:val="94A3B8"/>
+          <w:sz w:val="21"/>
+          <w:szCs w:val="21"/>
+        </w:rPr>
+        <w:t xml:space="preserve">......................................................................</w:t>
+      </w:r>
+    </w:p>
+    <w:p>
+      <w:pPr>
+        <w:spacing w:after="140"/>
+      </w:pPr>
+      <w:r>
+        <w:rPr>
+          <w:b/>
+          <w:bCs/>
+          <w:color w:val="0F172A"/>
+          <w:sz w:val="21"/>
+          <w:szCs w:val="21"/>
+        </w:rPr>
+        <w:t xml:space="preserve">Item 2 </w:t>
+      </w:r>
+      <w:r>
+        <w:rPr>
+          <w:color w:val="94A3B8"/>
+          <w:sz w:val="21"/>
+          <w:szCs w:val="21"/>
+        </w:rPr>
+        <w:t xml:space="preserve">......................................................................</w:t>
+      </w:r>
+    </w:p>
+    <w:p>
+      <w:pPr>
+        <w:spacing w:after="140"/>
+      </w:pPr>
+      <w:r>
+        <w:rPr>
+          <w:b/>
+          <w:bCs/>
+          <w:color w:val="0F172A"/>
+          <w:sz w:val="21"/>
+          <w:szCs w:val="21"/>
+        </w:rPr>
+        <w:t xml:space="preserve">Item 3 </w:t>
+      </w:r>
+      <w:r>
+        <w:rPr>
+          <w:color w:val="94A3B8"/>
+          <w:sz w:val="21"/>
+          <w:szCs w:val="21"/>
+        </w:rPr>
+        <w:t xml:space="preserve">......................................................................</w:t>
+      </w:r>
+    </w:p>
+    <w:p>
+      <w:pPr>
+        <w:pStyle w:val="Heading2"/>
+        <w:spacing w:after="120" w:before="280"/>
+      </w:pPr>
+      <w:r>
+        <w:rPr>
+          <w:b/>
+          <w:bCs/>
+          <w:color w:val="0F172A"/>
+          <w:sz w:val="24"/>
+          <w:szCs w:val="24"/>
+        </w:rPr>
+        <w:t xml:space="preserve">5. Photographs</w:t>
+      </w:r>
+    </w:p>
+    <w:p>
+      <w:pPr>
+        <w:spacing w:after="120"/>
+      </w:pPr>
+      <w:r>
+        <w:rPr>
+          <w:color w:val="0F172A"/>
           <w:sz w:val="22"/>
           <w:szCs w:val="22"/>
         </w:rPr>
-        <w:t xml:space="preserve">Tenant comments ............................................................</w:t>
+        <w:t xml:space="preserve">Number every photograph and reference it in the table above. Store them with this report, not on a phone that can be lost.</w:t>
       </w:r>
     </w:p>
     <w:p>
       <w:pPr>
-        <w:spacing w:after="400"/>
-      </w:pPr>
-      <w:r>
-        <w:rPr>
+        <w:spacing w:after="140"/>
+      </w:pPr>
+      <w:r>
+        <w:rPr>
+          <w:b/>
+          <w:bCs/>
+          <w:color w:val="0F172A"/>
+          <w:sz w:val="21"/>
+          <w:szCs w:val="21"/>
+        </w:rPr>
+        <w:t xml:space="preserve">Photo numbers and storage location </w:t>
+      </w:r>
+      <w:r>
+        <w:rPr>
+          <w:color w:val="94A3B8"/>
+          <w:sz w:val="21"/>
+          <w:szCs w:val="21"/>
+        </w:rPr>
+        <w:t xml:space="preserve">......................................................................</w:t>
+      </w:r>
+    </w:p>
+    <w:p>
+      <w:pPr>
+        <w:pStyle w:val="Heading2"/>
+        <w:spacing w:after="120" w:before="280"/>
+      </w:pPr>
+      <w:r>
+        <w:rPr>
+          <w:b/>
+          <w:bCs/>
+          <w:color w:val="0F172A"/>
+          <w:sz w:val="24"/>
+          <w:szCs w:val="24"/>
+        </w:rPr>
+        <w:t xml:space="preserve">6. Acknowledgement</w:t>
+      </w:r>
+    </w:p>
+    <w:p>
+      <w:pPr>
+        <w:spacing w:after="120"/>
+        <w:ind w:left="720" w:hanging="720"/>
+      </w:pPr>
+      <w:r>
+        <w:rPr>
+          <w:b/>
+          <w:bCs/>
+          <w:color w:val="0F172A"/>
+          <w:sz w:val="21"/>
+          <w:szCs w:val="21"/>
+        </w:rPr>
+        <w:t xml:space="preserve">6.1  </w:t>
+      </w:r>
+      <w:r>
+        <w:rPr>
+          <w:color w:val="0F172A"/>
+          <w:sz w:val="21"/>
+          <w:szCs w:val="21"/>
+        </w:rPr>
+        <w:t xml:space="preserve">The parties have inspected the premises together and agree that this report accurately records their condition at the date shown.</w:t>
+      </w:r>
+    </w:p>
+    <w:p>
+      <w:pPr>
+        <w:spacing w:after="120"/>
+        <w:ind w:left="720" w:hanging="720"/>
+      </w:pPr>
+      <w:r>
+        <w:rPr>
+          <w:b/>
+          <w:bCs/>
+          <w:color w:val="0F172A"/>
+          <w:sz w:val="21"/>
+          <w:szCs w:val="21"/>
+        </w:rPr>
+        <w:t xml:space="preserve">6.2  </w:t>
+      </w:r>
+      <w:r>
+        <w:rPr>
+          <w:color w:val="0F172A"/>
+          <w:sz w:val="21"/>
+          <w:szCs w:val="21"/>
+        </w:rPr>
+        <w:t xml:space="preserve">The Tenant acknowledges the condition recorded above and undertakes to return the premises in that condition, fair wear and tear excepted.</w:t>
+      </w:r>
+    </w:p>
+    <w:p>
+      <w:pPr>
+        <w:spacing w:after="120"/>
+        <w:ind w:left="720" w:hanging="720"/>
+      </w:pPr>
+      <w:r>
+        <w:rPr>
+          <w:b/>
+          <w:bCs/>
+          <w:color w:val="0F172A"/>
+          <w:sz w:val="21"/>
+          <w:szCs w:val="21"/>
+        </w:rPr>
+        <w:t xml:space="preserve">6.3  </w:t>
+      </w:r>
+      <w:r>
+        <w:rPr>
+          <w:color w:val="0F172A"/>
+          <w:sz w:val="21"/>
+          <w:szCs w:val="21"/>
+        </w:rPr>
+        <w:t xml:space="preserve">Neither party may rely on damage not recorded in this report as being caused by the other party's period of occupation, save in the case of concealed damage that could not reasonably have been observed.</w:t>
+      </w:r>
+    </w:p>
+    <w:p>
+      <w:pPr>
+        <w:pBdr>
+          <w:top w:val="single" w:color="CBD5E1" w:sz="6" w:space="6"/>
+        </w:pBdr>
+        <w:spacing w:after="60" w:before="200"/>
+      </w:pPr>
+      <w:r>
+        <w:rPr>
+          <w:b/>
+          <w:bCs/>
+          <w:color w:val="0F172A"/>
+          <w:sz w:val="20"/>
+          <w:szCs w:val="20"/>
+        </w:rPr>
+        <w:t xml:space="preserve">WHY THIS DOCUMENT MATTERS</w:t>
+      </w:r>
+    </w:p>
+    <w:p>
+      <w:pPr>
+        <w:spacing w:after="60"/>
+      </w:pPr>
+      <w:r>
+        <w:rPr>
+          <w:color w:val="64748B"/>
+          <w:sz w:val="19"/>
+          <w:szCs w:val="19"/>
+        </w:rPr>
+        <w:t xml:space="preserve">Damage that is not recorded here is, in practice, damage the landlord cannot charge for.</w:t>
+      </w:r>
+    </w:p>
+    <w:p>
+      <w:pPr>
+        <w:spacing w:after="60"/>
+      </w:pPr>
+      <w:r>
+        <w:rPr>
+          <w:color w:val="64748B"/>
+          <w:sz w:val="19"/>
+          <w:szCs w:val="19"/>
+        </w:rPr>
+        <w:t xml:space="preserve">Take photographs of every defect on move-in, even minor ones. The move-out comparison is worthless without a baseline.</w:t>
+      </w:r>
+    </w:p>
+    <w:p>
+      <w:pPr>
+        <w:spacing w:after="60"/>
+      </w:pPr>
+      <w:r>
+        <w:rPr>
+          <w:color w:val="64748B"/>
+          <w:sz w:val="19"/>
+          <w:szCs w:val="19"/>
+        </w:rPr>
+        <w:t xml:space="preserve">Both signatures matter. An unsigned report is a private note, not an agreed record.</w:t>
+      </w:r>
+    </w:p>
+    <w:p>
+      <w:pPr>
+        <w:spacing w:after="60"/>
+      </w:pPr>
+      <w:r>
+        <w:rPr>
+          <w:color w:val="64748B"/>
+          <w:sz w:val="19"/>
+          <w:szCs w:val="19"/>
+        </w:rPr>
+        <w:t xml:space="preserve">If the Tenant is not present and cannot be, note that in section 1 and take photographs the same day.</w:t>
+      </w:r>
+    </w:p>
+    <w:p>
+      <w:pPr>
+        <w:pBdr>
+          <w:bottom w:val="single" w:color="CBD5E1" w:sz="6" w:space="6"/>
+        </w:pBdr>
+        <w:spacing w:after="160"/>
+      </w:pPr>
+      <w:r>
+        <w:rPr>
+          <w:sz w:val="2"/>
+          <w:szCs w:val="2"/>
+        </w:rPr>
+        <w:t xml:space="preserve"/>
+      </w:r>
+    </w:p>
+    <w:p>
+      <w:pPr>
+        <w:spacing w:after="300"/>
+      </w:pPr>
+      <w:r>
+        <w:rPr>
+          <w:color w:val="0F172A"/>
           <w:sz w:val="22"/>
           <w:szCs w:val="22"/>
         </w:rPr>
@@ -697,12 +2348,15 @@
             <w:tcW w:type="pct" w:w="2500"/>
           </w:tcPr>
           <w:p>
+            <w:pPr>
+              <w:spacing w:before="320"/>
+            </w:pPr>
             <w:r>
               <w:rPr>
                 <w:sz w:val="22"/>
                 <w:szCs w:val="22"/>
               </w:rPr>
-              <w:t xml:space="preserve">_____________________</w:t>
+              <w:t xml:space="preserve">_______________________________</w:t>
             </w:r>
           </w:p>
           <w:p>
@@ -712,7 +2366,7 @@
                 <w:sz w:val="18"/>
                 <w:szCs w:val="18"/>
               </w:rPr>
-              <w:t xml:space="preserve">Inspector</w:t>
+              <w:t xml:space="preserve">Landlord / agent — signature and date</w:t>
             </w:r>
           </w:p>
         </w:tc>
@@ -721,12 +2375,15 @@
             <w:tcW w:type="pct" w:w="2500"/>
           </w:tcPr>
           <w:p>
+            <w:pPr>
+              <w:spacing w:before="320"/>
+            </w:pPr>
             <w:r>
               <w:rPr>
                 <w:sz w:val="22"/>
                 <w:szCs w:val="22"/>
               </w:rPr>
-              <w:t xml:space="preserve">_____________________</w:t>
+              <w:t xml:space="preserve">_______________________________</w:t>
             </w:r>
           </w:p>
           <w:p>
@@ -736,7 +2393,7 @@
                 <w:sz w:val="18"/>
                 <w:szCs w:val="18"/>
               </w:rPr>
-              <w:t xml:space="preserve">Tenant</w:t>
+              <w:t xml:space="preserve">Tenant — signature and date</w:t>
             </w:r>
           </w:p>
         </w:tc>
@@ -803,7 +2460,7 @@
         <w:sz w:val="16"/>
         <w:szCs w:val="16"/>
       </w:rPr>
-      <w:t xml:space="preserve">Generated by I-Manage · imanage.co.ke · Page </w:t>
+      <w:t xml:space="preserve">Generated by PropDesk Africa · bknglabs.dev@gmail.com · Page </w:t>
     </w:r>
     <w:r>
       <w:rPr>
@@ -880,6 +2537,7 @@
 <w:hdr xmlns:wpc="http://schemas.microsoft.com/office/word/2010/wordprocessingCanvas" xmlns:mc="http://schemas.openxmlformats.org/markup-compatibility/2006" xmlns:o="urn:schemas-microsoft-com:office:office" xmlns:r="http://schemas.openxmlformats.org/officeDocument/2006/relationships" xmlns:m="http://schemas.openxmlformats.org/officeDocument/2006/math" xmlns:v="urn:schemas-microsoft-com:vml" xmlns:wp14="http://schemas.microsoft.com/office/word/2010/wordprocessingDrawing" xmlns:wp="http://schemas.openxmlformats.org/drawingml/2006/wordprocessingDrawing" xmlns:w10="urn:schemas-microsoft-com:office:word" xmlns:w="http://schemas.openxmlformats.org/wordprocessingml/2006/main" xmlns:w14="http://schemas.microsoft.com/office/word/2010/wordml" xmlns:w15="http://schemas.microsoft.com/office/word/2012/wordml" xmlns:wpg="http://schemas.microsoft.com/office/word/2010/wordprocessingGroup" xmlns:wpi="http://schemas.microsoft.com/office/word/2010/wordprocessingInk" xmlns:wne="http://schemas.microsoft.com/office/word/2006/wordml" xmlns:wps="http://schemas.microsoft.com/office/word/2010/wordprocessingShape" xmlns:cx="http://schemas.microsoft.com/office/drawing/2014/chartex" xmlns:cx1="http://schemas.microsoft.com/office/drawing/2015/9/8/chartex" xmlns:cx2="http://schemas.microsoft.com/office/drawing/2015/10/21/chartex" xmlns:cx3="http://schemas.microsoft.com/office/drawing/2016/5/9/chartex" xmlns:cx4="http://schemas.microsoft.com/office/drawing/2016/5/10/chartex" xmlns:cx5="http://schemas.microsoft.com/office/drawing/2016/5/11/chartex" xmlns:cx6="http://schemas.microsoft.com/office/drawing/2016/5/12/chartex" xmlns:cx7="http://schemas.microsoft.com/office/drawing/2016/5/13/chartex" xmlns:cx8="http://schemas.microsoft.com/office/drawing/2016/5/14/chartex" xmlns:w16cid="http://schemas.microsoft.com/office/word/2016/wordml/cid" xmlns:w16se="http://schemas.microsoft.com/office/word/2015/wordml/symex">
   <w:p>
     <w:pPr>
+      <w:spacing w:after="0"/>
       <w:jc w:val="right"/>
     </w:pPr>
     <w:r>
@@ -890,7 +2548,7 @@
         <w:sz w:val="20"/>
         <w:szCs w:val="20"/>
       </w:rPr>
-      <w:t xml:space="preserve">I-Manage</w:t>
+      <w:t xml:space="preserve">PropDesk Africa</w:t>
     </w:r>
     <w:r>
       <w:rPr>
@@ -903,6 +2561,7 @@
   </w:p>
   <w:p>
     <w:pPr>
+      <w:spacing w:after="160"/>
       <w:jc w:val="right"/>
     </w:pPr>
     <w:r>
@@ -913,7 +2572,7 @@
         <w:sz w:val="16"/>
         <w:szCs w:val="16"/>
       </w:rPr>
-      <w:t xml:space="preserve">Move-in Inspection</w:t>
+      <w:t xml:space="preserve">Move-in Condition Report</w:t>
     </w:r>
   </w:p>
 </w:hdr>
@@ -1017,7 +2676,11 @@
 <file path=word/styles.xml><?xml version="1.0" encoding="utf-8"?>
 <w:styles xmlns:mc="http://schemas.openxmlformats.org/markup-compatibility/2006" xmlns:r="http://schemas.openxmlformats.org/officeDocument/2006/relationships" xmlns:w="http://schemas.openxmlformats.org/wordprocessingml/2006/main" xmlns:w14="http://schemas.microsoft.com/office/word/2010/wordml" xmlns:w15="http://schemas.microsoft.com/office/word/2012/wordml" mc:Ignorable="w14 w15">
   <w:docDefaults>
-    <w:rPrDefault/>
+    <w:rPrDefault>
+      <w:rPr>
+        <w:rFonts w:ascii="Calibri" w:cs="Calibri" w:eastAsia="Calibri" w:hAnsi="Calibri"/>
+      </w:rPr>
+    </w:rPrDefault>
     <w:pPrDefault/>
   </w:docDefaults>
   <w:style w:type="paragraph" w:styleId="Normal" w:default="1">
